--- a/informes/informe_seguimiento_alberto_martinez_ayala_2026-03.docx
+++ b/informes/informe_seguimiento_alberto_martinez_ayala_2026-03.docx
@@ -20,7 +20,7 @@
           <w:color w:val="444444"/>
           <w:sz w:val="24"/>
         </w:rPr>
-        <w:t>Alberto Martínez · Ayala</w:t>
+        <w:t>Alberto Martinez · Ayala</w:t>
       </w:r>
     </w:p>
     <w:p>
@@ -58,6 +58,14 @@
         <w:pStyle w:val="ListBullet"/>
       </w:pPr>
       <w:r>
+        <w:t>ICC Modulo Proactividad Comercial — Posicion 6 de 143 | Puntuacion del modulo: 6,80</w:t>
+      </w:r>
+    </w:p>
+    <w:p>
+      <w:pPr>
+        <w:pStyle w:val="ListBullet"/>
+      </w:pPr>
+      <w:r>
         <w:t>Desgaste total 229.86% (posicion 5/7 del ranking): por encima del umbral de referencia (220%).</w:t>
       </w:r>
     </w:p>
@@ -78,6 +86,30 @@
       </w:r>
     </w:p>
     <w:p>
+      <w:pPr>
+        <w:pStyle w:val="ListBullet"/>
+      </w:pPr>
+      <w:r>
+        <w:t>ICC - Ext. Garantia: 84,8% (media 65,5%, Top20 91,8%). Fortaleza, muy por encima de la media.</w:t>
+      </w:r>
+    </w:p>
+    <w:p>
+      <w:pPr>
+        <w:pStyle w:val="ListBullet"/>
+      </w:pPr>
+      <w:r>
+        <w:t>ICC - Sust. Neumaticos: 36,2% (media 24,1%, Top20 46,0%). Excelente, fortaleza consolidada.</w:t>
+      </w:r>
+    </w:p>
+    <w:p>
+      <w:pPr>
+        <w:pStyle w:val="ListBullet"/>
+      </w:pPr>
+      <w:r>
+        <w:t>ICC - Radar (Desgaste): 124,1% (media 98,3%, Top20 162,8%). Supera el objetivo teorico del 100%.</w:t>
+      </w:r>
+    </w:p>
+    <w:p>
       <w:r>
         <w:rPr>
           <w:b/>
@@ -94,6 +126,30 @@
         <w:t>Variacion recambios respecto a hace 2 anos: -0.12%.</w:t>
       </w:r>
     </w:p>
+    <w:p>
+      <w:pPr>
+        <w:pStyle w:val="ListBullet"/>
+      </w:pPr>
+      <w:r>
+        <w:t>ICC - RGPD: 72,6% (media 72,4%, Top20 90,3%). Puntuacion 0,00 por no alcanzar el umbral del 85%.</w:t>
+      </w:r>
+    </w:p>
+    <w:p>
+      <w:pPr>
+        <w:pStyle w:val="ListBullet"/>
+      </w:pPr>
+      <w:r>
+        <w:t>ICC - At. Comerciales: 0,00% (media 6,3%, Top20 20,96%). Valor nulo, oportunidad de venta perdida. Critico.</w:t>
+      </w:r>
+    </w:p>
+    <w:p>
+      <w:pPr>
+        <w:pStyle w:val="ListBullet"/>
+      </w:pPr>
+      <w:r>
+        <w:t>ICC - Campanas Averias: 0% (media 10%, Top20 10%). Fallo en el proceso de deteccion. Critico.</w:t>
+      </w:r>
+    </w:p>
     <w:p/>
     <w:p>
       <w:pPr>
@@ -101,6 +157,64 @@
       </w:pPr>
       <w:r>
         <w:t>Digital</w:t>
+      </w:r>
+    </w:p>
+    <w:p>
+      <w:r>
+        <w:rPr>
+          <w:b/>
+          <w:color w:val="1A7A3C"/>
+        </w:rPr>
+        <w:t>Puntos positivos</w:t>
+      </w:r>
+    </w:p>
+    <w:p>
+      <w:pPr>
+        <w:pStyle w:val="ListBullet"/>
+      </w:pPr>
+      <w:r>
+        <w:t>ICC Modulo Digital — Posicion 3 de 143 | Puntuacion del modulo: 7,14</w:t>
+      </w:r>
+    </w:p>
+    <w:p>
+      <w:pPr>
+        <w:pStyle w:val="ListBullet"/>
+      </w:pPr>
+      <w:r>
+        <w:t>ICC - Recovery Conectividad: 54,2% (media 18,1%, Top20 47,69%). Excelente, liderazgo nacional.</w:t>
+      </w:r>
+    </w:p>
+    <w:p>
+      <w:pPr>
+        <w:pStyle w:val="ListBullet"/>
+      </w:pPr>
+      <w:r>
+        <w:t>ICC - ONE Score: 7,5 (media 6,6, Top20 8,6). Calidad del dato por encima de la media.</w:t>
+      </w:r>
+    </w:p>
+    <w:p>
+      <w:r>
+        <w:rPr>
+          <w:b/>
+          <w:color w:val="C0392B"/>
+        </w:rPr>
+        <w:t>Puntos a mejorar</w:t>
+      </w:r>
+    </w:p>
+    <w:p>
+      <w:pPr>
+        <w:pStyle w:val="ListBullet"/>
+      </w:pPr>
+      <w:r>
+        <w:t>ICC - Audi CAM: 0,8% (media 5,2%, Top20 18,4%). Uso marginal del video en taller. Critico.</w:t>
+      </w:r>
+    </w:p>
+    <w:p>
+      <w:pPr>
+        <w:pStyle w:val="ListBullet"/>
+      </w:pPr>
+      <w:r>
+        <w:t>ICC - Cita Online: 0,0% (media 18,1%, Top20 47,6%). Canal digital totalmente inactivo. Critico.</w:t>
       </w:r>
     </w:p>
     <w:p/>
@@ -126,7 +240,72 @@
         <w:pStyle w:val="ListBullet"/>
       </w:pPr>
       <w:r>
+        <w:t>ICC Modulo Calidad (Experience+) — Posicion 22 de 143 | Puntuacion del modulo: 7,04</w:t>
+      </w:r>
+    </w:p>
+    <w:p>
+      <w:pPr>
+        <w:pStyle w:val="ListBullet"/>
+      </w:pPr>
+      <w:r>
         <w:t>CAL1SEM: 7.00 (30 puntos Iron Man). Por encima de 6.</w:t>
+      </w:r>
+    </w:p>
+    <w:p>
+      <w:pPr>
+        <w:pStyle w:val="ListBullet"/>
+      </w:pPr>
+      <w:r>
+        <w:t>ICC - CEM Satisfaccion General: 4,9 (media 4,69, Top20 5,0). Rozando la perfeccion en satisfaccion.</w:t>
+      </w:r>
+    </w:p>
+    <w:p>
+      <w:pPr>
+        <w:pStyle w:val="ListBullet"/>
+      </w:pPr>
+      <w:r>
+        <w:t>ICC - ICT (Incidencias): 0,2% (media 0,6%, Top20 0%). Muy pocas reclamaciones tecnicas.</w:t>
+      </w:r>
+    </w:p>
+    <w:p>
+      <w:pPr>
+        <w:pStyle w:val="ListBullet"/>
+      </w:pPr>
+      <w:r>
+        <w:t>ICC - Escalaciones: 0,0% (media 4,67%, Top20 0,00%). Gestion impecable de quejas.</w:t>
+      </w:r>
+    </w:p>
+    <w:p>
+      <w:pPr>
+        <w:pStyle w:val="ListBullet"/>
+      </w:pPr>
+      <w:r>
+        <w:t>ICC - Audi Move: 64,7% (media 56,2%, Top20 92,5%). Buen uso de la flota disponible.</w:t>
+      </w:r>
+    </w:p>
+    <w:p>
+      <w:pPr>
+        <w:pStyle w:val="ListBullet"/>
+      </w:pPr>
+      <w:r>
+        <w:t>ICC - MyAudi&amp;Me: 35,6% (media 25,9%, Top20 52,9%). Penetracion de la app superior a la media.</w:t>
+      </w:r>
+    </w:p>
+    <w:p>
+      <w:r>
+        <w:rPr>
+          <w:b/>
+          <w:color w:val="C0392B"/>
+        </w:rPr>
+        <w:t>Puntos a mejorar</w:t>
+      </w:r>
+    </w:p>
+    <w:p>
+      <w:pPr>
+        <w:pStyle w:val="ListBullet"/>
+      </w:pPr>
+      <w:r>
+        <w:t>ICC - Transporte Alternativo: 26,1% (media 56,1%). Poca percepcion de oferta de movilidad.</w:t>
       </w:r>
     </w:p>
     <w:p/>
@@ -164,6 +343,214 @@
         <w:t>Recursos generales</w:t>
       </w:r>
     </w:p>
+    <w:p>
+      <w:r>
+        <w:rPr>
+          <w:b/>
+          <w:color w:val="1A7A3C"/>
+        </w:rPr>
+        <w:t>Puntos positivos</w:t>
+      </w:r>
+    </w:p>
+    <w:p>
+      <w:pPr>
+        <w:pStyle w:val="ListBullet"/>
+      </w:pPr>
+      <w:r>
+        <w:t>ICC Modulo Recursos Generales — Posicion 8 de 143 | Puntuacion del modulo: 6,90</w:t>
+      </w:r>
+    </w:p>
+    <w:p>
+      <w:pPr>
+        <w:pStyle w:val="ListBullet"/>
+      </w:pPr>
+      <w:r>
+        <w:t>ICC - CEM Organizacion: 4,9 (media 4,46, Top20 4,97). Organizacion percibida de alto nivel.</w:t>
+      </w:r>
+    </w:p>
+    <w:p>
+      <w:pPr>
+        <w:pStyle w:val="ListBullet"/>
+      </w:pPr>
+      <w:r>
+        <w:t>ICC - T. Ciclo Mecanica: 0,7 dias (media 2,65, Top20 2,19). Eficiencia operativa extrema.</w:t>
+      </w:r>
+    </w:p>
+    <w:p>
+      <w:pPr>
+        <w:pStyle w:val="ListBullet"/>
+      </w:pPr>
+      <w:r>
+        <w:t>ICC - T. Ciclo Carroceria: 4,8 dias (media 6,62, Top20 5,78). Muy por debajo de los tiempos medios.</w:t>
+      </w:r>
+    </w:p>
+    <w:p>
+      <w:pPr>
+        <w:pStyle w:val="ListBullet"/>
+      </w:pPr>
+      <w:r>
+        <w:t>ICC - Mantenimientos &lt;24h: 54,6% (media 44,92%, Top20 70,07%). Buena rapidez en mantenimientos.</w:t>
+      </w:r>
+    </w:p>
+    <w:p>
+      <w:r>
+        <w:rPr>
+          <w:b/>
+          <w:color w:val="C0392B"/>
+        </w:rPr>
+        <w:t>Puntos a mejorar</w:t>
+      </w:r>
+    </w:p>
+    <w:p>
+      <w:pPr>
+        <w:pStyle w:val="ListBullet"/>
+      </w:pPr>
+      <w:r>
+        <w:t>ICC - Ocupacion (PLATON): 67,9% (media 88,51%, Top20 98,06%). Taller con exceso de capacidad ociosa. Critico.</w:t>
+      </w:r>
+    </w:p>
+    <w:p>
+      <w:pPr>
+        <w:pStyle w:val="ListBullet"/>
+      </w:pPr>
+      <w:r>
+        <w:t>ICC - Pedido Talentia: 0% (media 90,9%, Top20 230,8%). Inactividad absoluta en el portal. Critico.</w:t>
+      </w:r>
+    </w:p>
+    <w:p/>
+    <w:p>
+      <w:pPr>
+        <w:pStyle w:val="Heading1"/>
+      </w:pPr>
+      <w:r>
+        <w:t>Carroceria</w:t>
+      </w:r>
+    </w:p>
+    <w:p>
+      <w:r>
+        <w:rPr>
+          <w:b/>
+          <w:color w:val="1A7A3C"/>
+        </w:rPr>
+        <w:t>Puntos positivos</w:t>
+      </w:r>
+    </w:p>
+    <w:p>
+      <w:pPr>
+        <w:pStyle w:val="ListBullet"/>
+      </w:pPr>
+      <w:r>
+        <w:t>ICC Modulo Carroceria — Posicion 13 de 143 | Puntuacion del modulo: 7,85</w:t>
+      </w:r>
+    </w:p>
+    <w:p>
+      <w:pPr>
+        <w:pStyle w:val="ListBullet"/>
+      </w:pPr>
+      <w:r>
+        <w:t>ICC - Retencion Parque: 1,0% (media -10,7%, Top20 1,9%). Resultado positivo frente a mercado negativo.</w:t>
+      </w:r>
+    </w:p>
+    <w:p>
+      <w:pPr>
+        <w:pStyle w:val="ListBullet"/>
+      </w:pPr>
+      <w:r>
+        <w:t>ICC - CEM Carroceria: 5,0 (media 4,78, Top20 5,0). Nivel maximo de satisfaccion Top 20.</w:t>
+      </w:r>
+    </w:p>
+    <w:p>
+      <w:pPr>
+        <w:pStyle w:val="ListBullet"/>
+      </w:pPr>
+      <w:r>
+        <w:t>ICC - Recup. Siniestros: 100% (media 96,7%, Top20 100%). Gestion perfecta del programa.</w:t>
+      </w:r>
+    </w:p>
+    <w:p>
+      <w:r>
+        <w:rPr>
+          <w:b/>
+          <w:color w:val="C0392B"/>
+        </w:rPr>
+        <w:t>Puntos a mejorar</w:t>
+      </w:r>
+    </w:p>
+    <w:p>
+      <w:pPr>
+        <w:pStyle w:val="ListBullet"/>
+      </w:pPr>
+      <w:r>
+        <w:t>ICC - Facturacion Carroceria: 4,4% (media 42,8%, Top20 435,5%). Crecimiento comercial estancado.</w:t>
+      </w:r>
+    </w:p>
+    <w:p>
+      <w:pPr>
+        <w:pStyle w:val="ListBullet"/>
+      </w:pPr>
+      <w:r>
+        <w:t>ICC - Fidelidad Mecanica: 0,0% (media 5,6%, Top20 6,9%). Cero conversion de mecanica a chapa.</w:t>
+      </w:r>
+    </w:p>
+    <w:p/>
+    <w:p>
+      <w:pPr>
+        <w:pStyle w:val="Heading1"/>
+      </w:pPr>
+      <w:r>
+        <w:t>Personas</w:t>
+      </w:r>
+    </w:p>
+    <w:p>
+      <w:r>
+        <w:rPr>
+          <w:b/>
+          <w:color w:val="1A7A3C"/>
+        </w:rPr>
+        <w:t>Puntos positivos</w:t>
+      </w:r>
+    </w:p>
+    <w:p>
+      <w:pPr>
+        <w:pStyle w:val="ListBullet"/>
+      </w:pPr>
+      <w:r>
+        <w:t>ICC Modulo Personas — Posicion 73 de 143 | Puntuacion del modulo: 8,02</w:t>
+      </w:r>
+    </w:p>
+    <w:p>
+      <w:pPr>
+        <w:pStyle w:val="ListBullet"/>
+      </w:pPr>
+      <w:r>
+        <w:t>ICC - Formacion (% Certificados): 100% (media 99,29%, Top20 100%). Plantilla totalmente certificada.</w:t>
+      </w:r>
+    </w:p>
+    <w:p>
+      <w:pPr>
+        <w:pStyle w:val="ListBullet"/>
+      </w:pPr>
+      <w:r>
+        <w:t>ICC - Formacion (% No Asistencia): 6,3% (media 10,5%, Top20 0,0%). Buen cumplimiento de asistencia.</w:t>
+      </w:r>
+    </w:p>
+    <w:p>
+      <w:r>
+        <w:rPr>
+          <w:b/>
+          <w:color w:val="C0392B"/>
+        </w:rPr>
+        <w:t>Puntos a mejorar</w:t>
+      </w:r>
+    </w:p>
+    <w:p>
+      <w:pPr>
+        <w:pStyle w:val="ListBullet"/>
+      </w:pPr>
+      <w:r>
+        <w:t>ICC - Retencion Personal: 90,5% (media 99,2%, Top20 100%). Rotacion superior a la deseada.</w:t>
+      </w:r>
+    </w:p>
     <w:p/>
     <w:p>
       <w:pPr>
@@ -187,7 +574,15 @@
         <w:pStyle w:val="ListBullet"/>
       </w:pPr>
       <w:r>
-        <w:t>ICC: posicion 6 en el ranking de marca. Posicion destacada (top 10).</w:t>
+        <w:t>ICC global: posicion 6 de 143 | Puntuacion: 6,80</w:t>
+      </w:r>
+    </w:p>
+    <w:p>
+      <w:pPr>
+        <w:pStyle w:val="ListBullet"/>
+      </w:pPr>
+      <w:r>
+        <w:t>Iron Man ICC: posicion 6 en el ranking de marca. Posicion destacada (top 10).</w:t>
       </w:r>
     </w:p>
     <w:p>
@@ -210,62 +605,99 @@
     <w:tbl>
       <w:tblPr>
         <w:tblStyle w:val="TableGrid"/>
-        <w:tblW w:w="0" w:type="auto"/>
+        <w:tblW w:type="auto" w:w="0"/>
+        <w:tblLook w:firstColumn="1" w:firstRow="1" w:lastColumn="0" w:lastRow="0" w:noHBand="0" w:noVBand="1" w:val="04A0"/>
       </w:tblPr>
+      <w:tblGrid>
+        <w:gridCol w:w="3010"/>
+        <w:gridCol w:w="3010"/>
+        <w:gridCol w:w="3010"/>
+      </w:tblGrid>
       <w:tr>
         <w:tc>
-          <w:tcPr/>
+          <w:tcPr>
+            <w:tcW w:type="dxa" w:w="3010"/>
+          </w:tcPr>
           <w:p>
             <w:r>
               <w:rPr>
                 <w:b/>
               </w:rPr>
-              <w:t xml:space="preserve">Tarea</w:t>
+              <w:t>Tarea</w:t>
             </w:r>
           </w:p>
         </w:tc>
         <w:tc>
-          <w:tcPr/>
+          <w:tcPr>
+            <w:tcW w:type="dxa" w:w="3010"/>
+          </w:tcPr>
           <w:p>
             <w:r>
               <w:rPr>
                 <w:b/>
               </w:rPr>
-              <w:t xml:space="preserve">Responsable</w:t>
+              <w:t>Responsable</w:t>
             </w:r>
           </w:p>
         </w:tc>
         <w:tc>
-          <w:tcPr/>
+          <w:tcPr>
+            <w:tcW w:type="dxa" w:w="3010"/>
+          </w:tcPr>
           <w:p>
             <w:r>
               <w:rPr>
                 <w:b/>
               </w:rPr>
-              <w:t xml:space="preserve">Fecha límite</w:t>
+              <w:t>Fecha limite</w:t>
+            </w:r>
+          </w:p>
+        </w:tc>
+        <w:tc>
+          <w:tcPr>
+            <w:tcW w:type="dxa" w:w="3010"/>
+          </w:tcPr>
+          <w:p>
+            <w:r>
+              <w:rPr>
+                <w:b/>
+              </w:rPr>
+              <w:t>Grado de cumplimentación</w:t>
             </w:r>
           </w:p>
         </w:tc>
       </w:tr>
       <w:tr>
         <w:tc>
-          <w:tcPr/>
+          <w:tcPr>
+            <w:tcW w:type="dxa" w:w="3010"/>
+          </w:tcPr>
           <w:p>
             <w:r>
-              <w:t xml:space="preserve">Utilizar el Laser de desgaste</w:t>
+              <w:t>Utilizar el Laser de desgaste</w:t>
             </w:r>
           </w:p>
         </w:tc>
         <w:tc>
-          <w:tcPr/>
+          <w:tcPr>
+            <w:tcW w:type="dxa" w:w="3010"/>
+          </w:tcPr>
           <w:p>
-            <w:r>
-              <w:t/>
-            </w:r>
+            <w:r/>
           </w:p>
         </w:tc>
         <w:tc>
-          <w:tcPr/>
+          <w:tcPr>
+            <w:tcW w:type="dxa" w:w="3010"/>
+          </w:tcPr>
+          <w:p>
+            <w:r/>
+          </w:p>
+        </w:tc>
+        <w:tc>
+          <w:tcPr>
+            <w:tcW w:type="dxa" w:w="3010"/>
+          </w:tcPr>
           <w:p>
             <w:r>
               <w:t/>
@@ -275,6 +707,12 @@
       </w:tr>
     </w:tbl>
     <w:p/>
+    <w:sectPr>
+      <w:pgSz w:w="11909" w:h="16834"/>
+      <w:pgMar w:top="1440" w:right="1440" w:bottom="1440" w:left="1440" w:header="720" w:footer="720" w:gutter="0"/>
+      <w:cols w:space="720"/>
+      <w:docGrid w:linePitch="360"/>
+    </w:sectPr>
   </w:body>
 </w:document>
 </file>

--- a/informes/informe_seguimiento_alberto_martinez_ayala_2026-03.docx
+++ b/informes/informe_seguimiento_alberto_martinez_ayala_2026-03.docx
@@ -125,21 +125,7 @@
         <w:rPr>
           <w:lang w:val="es-ES"/>
         </w:rPr>
-        <w:t xml:space="preserve"> del </w:t>
-      </w:r>
-      <w:proofErr w:type="spellStart"/>
-      <w:r>
-        <w:rPr>
-          <w:lang w:val="es-ES"/>
-        </w:rPr>
-        <w:t>modulo</w:t>
-      </w:r>
-      <w:proofErr w:type="spellEnd"/>
-      <w:r>
-        <w:rPr>
-          <w:lang w:val="es-ES"/>
-        </w:rPr>
-        <w:t>: 6,80</w:t>
+        <w:t xml:space="preserve"> del modulo: 6,80</w:t>
       </w:r>
     </w:p>
     <w:p>
@@ -245,21 +231,7 @@
         <w:rPr>
           <w:lang w:val="es-ES"/>
         </w:rPr>
-        <w:t xml:space="preserve"> mano de obra respecto a hace 2 </w:t>
-      </w:r>
-      <w:proofErr w:type="spellStart"/>
-      <w:r>
-        <w:rPr>
-          <w:lang w:val="es-ES"/>
-        </w:rPr>
-        <w:t>anos</w:t>
-      </w:r>
-      <w:proofErr w:type="spellEnd"/>
-      <w:r>
-        <w:rPr>
-          <w:lang w:val="es-ES"/>
-        </w:rPr>
-        <w:t>: +24.09%.</w:t>
+        <w:t xml:space="preserve"> mano de obra respecto a hace 2 anos: +24.09%.</w:t>
       </w:r>
     </w:p>
     <w:p>
@@ -383,21 +355,7 @@
         <w:rPr>
           <w:lang w:val="es-ES"/>
         </w:rPr>
-        <w:t xml:space="preserve"> recambios respecto a hace 2 </w:t>
-      </w:r>
-      <w:proofErr w:type="spellStart"/>
-      <w:r>
-        <w:rPr>
-          <w:lang w:val="es-ES"/>
-        </w:rPr>
-        <w:t>anos</w:t>
-      </w:r>
-      <w:proofErr w:type="spellEnd"/>
-      <w:r>
-        <w:rPr>
-          <w:lang w:val="es-ES"/>
-        </w:rPr>
-        <w:t>: -0.12%.</w:t>
+        <w:t xml:space="preserve"> recambios respecto a hace 2 anos: -0.12%.</w:t>
       </w:r>
     </w:p>
     <w:p>
@@ -551,21 +509,7 @@
         <w:rPr>
           <w:lang w:val="es-ES"/>
         </w:rPr>
-        <w:t xml:space="preserve"> del </w:t>
-      </w:r>
-      <w:proofErr w:type="spellStart"/>
-      <w:r>
-        <w:rPr>
-          <w:lang w:val="es-ES"/>
-        </w:rPr>
-        <w:t>modulo</w:t>
-      </w:r>
-      <w:proofErr w:type="spellEnd"/>
-      <w:r>
-        <w:rPr>
-          <w:lang w:val="es-ES"/>
-        </w:rPr>
-        <w:t>: 7,14</w:t>
+        <w:t xml:space="preserve"> del modulo: 7,14</w:t>
       </w:r>
     </w:p>
     <w:p>
@@ -716,21 +660,7 @@
         <w:rPr>
           <w:lang w:val="es-ES"/>
         </w:rPr>
-        <w:t xml:space="preserve"> del </w:t>
-      </w:r>
-      <w:proofErr w:type="spellStart"/>
-      <w:r>
-        <w:rPr>
-          <w:lang w:val="es-ES"/>
-        </w:rPr>
-        <w:t>modulo</w:t>
-      </w:r>
-      <w:proofErr w:type="spellEnd"/>
-      <w:r>
-        <w:rPr>
-          <w:lang w:val="es-ES"/>
-        </w:rPr>
-        <w:t>: 7,04</w:t>
+        <w:t xml:space="preserve"> del modulo: 7,04</w:t>
       </w:r>
     </w:p>
     <w:p>
@@ -1091,21 +1021,7 @@
         <w:rPr>
           <w:lang w:val="es-ES"/>
         </w:rPr>
-        <w:t xml:space="preserve"> del </w:t>
-      </w:r>
-      <w:proofErr w:type="spellStart"/>
-      <w:r>
-        <w:rPr>
-          <w:lang w:val="es-ES"/>
-        </w:rPr>
-        <w:t>modulo</w:t>
-      </w:r>
-      <w:proofErr w:type="spellEnd"/>
-      <w:r>
-        <w:rPr>
-          <w:lang w:val="es-ES"/>
-        </w:rPr>
-        <w:t>: 6,90</w:t>
+        <w:t xml:space="preserve"> del modulo: 6,90</w:t>
       </w:r>
     </w:p>
     <w:p>
@@ -1418,21 +1334,7 @@
         <w:rPr>
           <w:lang w:val="es-ES"/>
         </w:rPr>
-        <w:t xml:space="preserve"> del </w:t>
-      </w:r>
-      <w:proofErr w:type="spellStart"/>
-      <w:r>
-        <w:rPr>
-          <w:lang w:val="es-ES"/>
-        </w:rPr>
-        <w:t>modulo</w:t>
-      </w:r>
-      <w:proofErr w:type="spellEnd"/>
-      <w:r>
-        <w:rPr>
-          <w:lang w:val="es-ES"/>
-        </w:rPr>
-        <w:t>: 7,85</w:t>
+        <w:t xml:space="preserve"> del modulo: 7,85</w:t>
       </w:r>
     </w:p>
     <w:p>
@@ -1746,21 +1648,7 @@
         <w:rPr>
           <w:lang w:val="es-ES"/>
         </w:rPr>
-        <w:t xml:space="preserve"> del </w:t>
-      </w:r>
-      <w:proofErr w:type="spellStart"/>
-      <w:r>
-        <w:rPr>
-          <w:lang w:val="es-ES"/>
-        </w:rPr>
-        <w:t>modulo</w:t>
-      </w:r>
-      <w:proofErr w:type="spellEnd"/>
-      <w:r>
-        <w:rPr>
-          <w:lang w:val="es-ES"/>
-        </w:rPr>
-        <w:t>: 8,02</w:t>
+        <w:t xml:space="preserve"> del modulo: 8,02</w:t>
       </w:r>
     </w:p>
     <w:p>
@@ -2039,15 +1927,27 @@
     <w:p>
       <w:pPr>
         <w:pStyle w:val="Ttulo1"/>
-      </w:pPr>
-      <w:r>
+        <w:rPr>
+          <w:lang w:val="es-ES"/>
+        </w:rPr>
+      </w:pPr>
+      <w:r>
+        <w:rPr>
+          <w:lang w:val="es-ES"/>
+        </w:rPr>
         <w:t>Cuadro de Calidad CX 2026</w:t>
       </w:r>
     </w:p>
     <w:p>
+      <w:pPr>
+        <w:rPr>
+          <w:lang w:val="es-ES"/>
+        </w:rPr>
+      </w:pPr>
       <w:r>
         <w:rPr>
           <w:b/>
+          <w:lang w:val="es-ES"/>
         </w:rPr>
         <w:t>Ayala (51AQ2 AU) — Audi Service</w:t>
       </w:r>
@@ -2072,25 +1972,109 @@
     <w:p>
       <w:pPr>
         <w:pStyle w:val="Listaconvietas"/>
-      </w:pPr>
-      <w:r>
-        <w:t>Satisfacción General (CEM Q4): 4,93 — 2/2 pts  |  Referencia: 0pts &lt;4,60 | 1pt ≥4,60 | 2pts ≥4,80</w:t>
+        <w:rPr>
+          <w:lang w:val="es-ES"/>
+        </w:rPr>
+      </w:pPr>
+      <w:r>
+        <w:rPr>
+          <w:lang w:val="es-ES"/>
+        </w:rPr>
+        <w:t xml:space="preserve">Satisfacción General (CEM Q4): 4,93 — 2/2 </w:t>
+      </w:r>
+      <w:proofErr w:type="spellStart"/>
+      <w:proofErr w:type="gramStart"/>
+      <w:r>
+        <w:rPr>
+          <w:lang w:val="es-ES"/>
+        </w:rPr>
+        <w:t>pts</w:t>
+      </w:r>
+      <w:proofErr w:type="spellEnd"/>
+      <w:r>
+        <w:rPr>
+          <w:lang w:val="es-ES"/>
+        </w:rPr>
+        <w:t xml:space="preserve">  |</w:t>
+      </w:r>
+      <w:proofErr w:type="gramEnd"/>
+      <w:r>
+        <w:rPr>
+          <w:lang w:val="es-ES"/>
+        </w:rPr>
+        <w:t xml:space="preserve">  Referencia: 0pts &lt;4,60 | 1pt ≥4,60 | 2pts ≥4,80</w:t>
       </w:r>
     </w:p>
     <w:p>
       <w:pPr>
         <w:pStyle w:val="Listaconvietas"/>
-      </w:pPr>
-      <w:r>
-        <w:t>Conectividad Posventa: 55,56% — 2/2 pts  |  Referencia: 0pts &lt;25% | 1pt ≥25% | 2pts ≥45%</w:t>
+        <w:rPr>
+          <w:lang w:val="es-ES"/>
+        </w:rPr>
+      </w:pPr>
+      <w:r>
+        <w:rPr>
+          <w:lang w:val="es-ES"/>
+        </w:rPr>
+        <w:t xml:space="preserve">Conectividad Posventa: 55,56% — 2/2 </w:t>
+      </w:r>
+      <w:proofErr w:type="spellStart"/>
+      <w:proofErr w:type="gramStart"/>
+      <w:r>
+        <w:rPr>
+          <w:lang w:val="es-ES"/>
+        </w:rPr>
+        <w:t>pts</w:t>
+      </w:r>
+      <w:proofErr w:type="spellEnd"/>
+      <w:r>
+        <w:rPr>
+          <w:lang w:val="es-ES"/>
+        </w:rPr>
+        <w:t xml:space="preserve">  |</w:t>
+      </w:r>
+      <w:proofErr w:type="gramEnd"/>
+      <w:r>
+        <w:rPr>
+          <w:lang w:val="es-ES"/>
+        </w:rPr>
+        <w:t xml:space="preserve">  Referencia: 0pts &lt;25% | 1pt ≥25% | 2pts ≥45%</w:t>
       </w:r>
     </w:p>
     <w:p>
       <w:pPr>
         <w:pStyle w:val="Listaconvietas"/>
-      </w:pPr>
-      <w:r>
-        <w:t>Información Proceso (TRS): 93,75% — 2/2 pts  |  Referencia: 0pts &lt;80% | 1pt ≥80% | 2pts ≥90%</w:t>
+        <w:rPr>
+          <w:lang w:val="es-ES"/>
+        </w:rPr>
+      </w:pPr>
+      <w:r>
+        <w:rPr>
+          <w:lang w:val="es-ES"/>
+        </w:rPr>
+        <w:t xml:space="preserve">Información Proceso (TRS): 93,75% — 2/2 </w:t>
+      </w:r>
+      <w:proofErr w:type="spellStart"/>
+      <w:proofErr w:type="gramStart"/>
+      <w:r>
+        <w:rPr>
+          <w:lang w:val="es-ES"/>
+        </w:rPr>
+        <w:t>pts</w:t>
+      </w:r>
+      <w:proofErr w:type="spellEnd"/>
+      <w:r>
+        <w:rPr>
+          <w:lang w:val="es-ES"/>
+        </w:rPr>
+        <w:t xml:space="preserve">  |</w:t>
+      </w:r>
+      <w:proofErr w:type="gramEnd"/>
+      <w:r>
+        <w:rPr>
+          <w:lang w:val="es-ES"/>
+        </w:rPr>
+        <w:t xml:space="preserve">  Referencia: 0pts &lt;80% | 1pt ≥80% | 2pts ≥90%</w:t>
       </w:r>
     </w:p>
     <w:p>
@@ -2099,18 +2083,61 @@
           <w:b/>
           <w:color w:val="C0392B"/>
         </w:rPr>
-        <w:t>Puntos a mejorar</w:t>
-      </w:r>
+        <w:t xml:space="preserve">Puntos a </w:t>
+      </w:r>
+      <w:proofErr w:type="spellStart"/>
+      <w:r>
+        <w:rPr>
+          <w:b/>
+          <w:color w:val="C0392B"/>
+        </w:rPr>
+        <w:t>mejorar</w:t>
+      </w:r>
+      <w:proofErr w:type="spellEnd"/>
     </w:p>
     <w:p>
       <w:pPr>
         <w:pStyle w:val="Listaconvietas"/>
-      </w:pPr>
-      <w:r>
-        <w:t>Medidas de Servicio (EC28): — — 1/2 pts  |  Referencia: 0pts &gt;5% | 1pt ≤5% | 2pts ≤1%</w:t>
+        <w:rPr>
+          <w:lang w:val="es-ES"/>
+        </w:rPr>
+      </w:pPr>
+      <w:r>
+        <w:rPr>
+          <w:lang w:val="es-ES"/>
+        </w:rPr>
+        <w:t xml:space="preserve">Medidas de Servicio (EC28): — — 1/2 </w:t>
+      </w:r>
+      <w:proofErr w:type="spellStart"/>
+      <w:proofErr w:type="gramStart"/>
+      <w:r>
+        <w:rPr>
+          <w:lang w:val="es-ES"/>
+        </w:rPr>
+        <w:t>pts</w:t>
+      </w:r>
+      <w:proofErr w:type="spellEnd"/>
+      <w:r>
+        <w:rPr>
+          <w:lang w:val="es-ES"/>
+        </w:rPr>
+        <w:t xml:space="preserve">  |</w:t>
+      </w:r>
+      <w:proofErr w:type="gramEnd"/>
+      <w:r>
+        <w:rPr>
+          <w:lang w:val="es-ES"/>
+        </w:rPr>
+        <w:t xml:space="preserve">  Referencia: 0pts &gt;5% | 1pt ≤5% | 2pts ≤1%</w:t>
       </w:r>
     </w:p>
-    <w:p/>
+    <w:p>
+      <w:pPr>
+        <w:rPr>
+          <w:lang w:val="es-ES"/>
+        </w:rPr>
+      </w:pPr>
+    </w:p>
     <w:p>
       <w:pPr>
         <w:pStyle w:val="Ttulo1"/>
@@ -2379,6 +2406,12 @@
                 <w:lang w:val="es-ES"/>
               </w:rPr>
               <w:t>Utilizar el Laser de desgaste</w:t>
+            </w:r>
+            <w:r>
+              <w:rPr>
+                <w:lang w:val="es-ES"/>
+              </w:rPr>
+              <w:t>.</w:t>
             </w:r>
           </w:p>
         </w:tc>
@@ -2602,6 +2635,7 @@
               <w:rPr>
                 <w:lang w:val="es-ES"/>
               </w:rPr>
+              <w:lastRenderedPageBreak/>
               <w:t>Productividad</w:t>
             </w:r>
           </w:p>
@@ -2662,6 +2696,12 @@
               <w:t>Ocupacion</w:t>
             </w:r>
             <w:proofErr w:type="spellEnd"/>
+            <w:r>
+              <w:rPr>
+                <w:lang w:val="es-ES"/>
+              </w:rPr>
+              <w:t>.</w:t>
+            </w:r>
           </w:p>
         </w:tc>
         <w:tc>
